--- a/characters_teaching/sunflower.docx
+++ b/characters_teaching/sunflower.docx
@@ -78,6 +78,15 @@
       <w:r>
         <w:t xml:space="preserve"> Teaches the distinction between mild reactions, like being slightly annoyed, versus extreme states, such as being furious.</w:t>
       </w:r>
+      <w:r>
+        <w:t xml:space="preserve"> </w:t>
+      </w:r>
+      <w:r>
+        <w:rPr>
+          <w:rFonts w:ascii="Segoe UI Emoji" w:hAnsi="Segoe UI Emoji" w:cs="Segoe UI Emoji"/>
+        </w:rPr>
+        <w:t>✅</w:t>
+      </w:r>
     </w:p>
     <w:p>
       <w:r>
@@ -134,15 +143,7 @@
         <w:t>Physical States</w:t>
       </w:r>
       <w:r>
-        <w:t xml:space="preserve"> Describes how the environment or a specific situation feels against </w:t>
-      </w:r>
-      <w:proofErr w:type="gramStart"/>
-      <w:r>
-        <w:t>the skin</w:t>
-      </w:r>
-      <w:proofErr w:type="gramEnd"/>
-      <w:r>
-        <w:t xml:space="preserve"> or within the body.</w:t>
+        <w:t xml:space="preserve"> Describes how the environment or a specific situation feels against the skin or within the body.</w:t>
       </w:r>
     </w:p>
     <w:p>
@@ -166,15 +167,7 @@
         <w:t>Character Depth</w:t>
       </w:r>
       <w:r>
-        <w:t xml:space="preserve"> Involves depicting the soul and spirit of people and places </w:t>
-      </w:r>
-      <w:proofErr w:type="gramStart"/>
-      <w:r>
-        <w:t>through the use of</w:t>
-      </w:r>
-      <w:proofErr w:type="gramEnd"/>
-      <w:r>
-        <w:t xml:space="preserve"> evocative and meaningful language.</w:t>
+        <w:t xml:space="preserve"> Involves depicting the soul and spirit of people and places through the use of evocative and meaningful language.</w:t>
       </w:r>
     </w:p>
     <w:p>
@@ -526,15 +519,7 @@
         <w:t>Personal Voice</w:t>
       </w:r>
       <w:r>
-        <w:t xml:space="preserve"> Encourages the learner to select vocabulary and phrasing that </w:t>
-      </w:r>
-      <w:proofErr w:type="gramStart"/>
-      <w:r>
-        <w:t>align</w:t>
-      </w:r>
-      <w:proofErr w:type="gramEnd"/>
-      <w:r>
-        <w:t xml:space="preserve"> with their unique personality and perspective.</w:t>
+        <w:t xml:space="preserve"> Encourages the learner to select vocabulary and phrasing that align with their unique personality and perspective.</w:t>
       </w:r>
     </w:p>
     <w:p/>
